--- a/reports/report_2026-07-03.docx
+++ b/reports/report_2026-07-03.docx
@@ -95,7 +95,7 @@
                 <w:sz w:val="26"/>
                 <w:szCs w:val="26"/>
               </w:rPr>
-              <w:t xml:space="preserve">13:10:42 – 13:10:42 น. (เก็บข้อมูล  รอบ)</w:t>
+              <w:t xml:space="preserve">13:10:42 – 13:15:57 น. (เก็บข้อมูล 4 รอบ)</w:t>
             </w:r>
           </w:p>
         </w:tc>
@@ -132,7 +132,7 @@
                 <w:sz w:val="26"/>
                 <w:szCs w:val="26"/>
               </w:rPr>
-              <w:t xml:space="preserve">98%  (ต่ำสุด 98% เวลา 13:10:42 น. / สูงสุด 98%)</w:t>
+              <w:t xml:space="preserve">95.1%  (ต่ำสุด 86.3% เวลา 13:12:27 น. / สูงสุด 98%)</w:t>
             </w:r>
           </w:p>
         </w:tc>
@@ -206,7 +206,7 @@
                 <w:sz w:val="26"/>
                 <w:szCs w:val="26"/>
               </w:rPr>
-              <w:t xml:space="preserve">1 ครั้ง</w:t>
+              <w:t xml:space="preserve">2 ครั้ง</w:t>
             </w:r>
           </w:p>
         </w:tc>
@@ -245,7 +245,7 @@
                 <w:sz w:val="26"/>
                 <w:szCs w:val="26"/>
               </w:rPr>
-              <w:t xml:space="preserve">ปกติเป็นส่วนใหญ่ — มีเหตุขัดข้องเล็กน้อย 1 ครั้ง</w:t>
+              <w:t xml:space="preserve">ปกติเป็นส่วนใหญ่ — มีเหตุขัดข้องเล็กน้อย 2 ครั้ง</w:t>
             </w:r>
           </w:p>
         </w:tc>
@@ -278,7 +278,7 @@
           <w:sz w:val="32"/>
           <w:szCs w:val="32"/>
         </w:rPr>
-        <w:t xml:space="preserve">๒. สถานะอุปกรณ์รายเครื่อง (ณ รอบล่าสุด 13:10:42 น.)</w:t>
+        <w:t xml:space="preserve">๒. สถานะอุปกรณ์รายเครื่อง (ณ รอบล่าสุด 13:15:57 น.)</w:t>
       </w:r>
     </w:p>
     <w:tbl>
@@ -454,24 +454,107 @@
                 <w:sz w:val="26"/>
                 <w:szCs w:val="26"/>
               </w:rPr>
-              <w:t xml:space="preserve">7/7</w:t>
-            </w:r>
-          </w:p>
-        </w:tc>
-        <w:tc>
-          <w:tcPr/>
-          <w:p>
-            <w:pPr>
-              <w:jc w:val="center"/>
-            </w:pPr>
-            <w:r>
-              <w:rPr>
-                <w:rFonts w:ascii="TH Sarabun New" w:hAnsi="TH Sarabun New" w:cs="TH Sarabun New"/>
-                <w:color w:val="000000"/>
-                <w:sz w:val="26"/>
-                <w:szCs w:val="26"/>
-              </w:rPr>
-              <w:t xml:space="preserve">7</w:t>
+              <w:t xml:space="preserve">6/7</w:t>
+            </w:r>
+          </w:p>
+        </w:tc>
+        <w:tc>
+          <w:tcPr/>
+          <w:p>
+            <w:pPr>
+              <w:jc w:val="center"/>
+            </w:pPr>
+            <w:r>
+              <w:rPr>
+                <w:rFonts w:ascii="TH Sarabun New" w:hAnsi="TH Sarabun New" w:cs="TH Sarabun New"/>
+                <w:color w:val="000000"/>
+                <w:sz w:val="26"/>
+                <w:szCs w:val="26"/>
+              </w:rPr>
+              <w:t xml:space="preserve">4.8</w:t>
+            </w:r>
+          </w:p>
+        </w:tc>
+        <w:tc>
+          <w:tcPr/>
+          <w:p>
+            <w:pPr>
+              <w:jc w:val="center"/>
+            </w:pPr>
+            <w:r>
+              <w:rPr>
+                <w:rFonts w:ascii="TH Sarabun New" w:hAnsi="TH Sarabun New" w:cs="TH Sarabun New"/>
+                <w:color w:val="000000"/>
+                <w:sz w:val="26"/>
+                <w:szCs w:val="26"/>
+              </w:rPr>
+              <w:t xml:space="preserve">กล้องไม่ครบ</w:t>
+            </w:r>
+          </w:p>
+        </w:tc>
+      </w:tr>
+      <w:tr>
+        <w:tc>
+          <w:tcPr/>
+          <w:p>
+            <w:pPr/>
+            <w:r>
+              <w:rPr>
+                <w:rFonts w:ascii="TH Sarabun New" w:hAnsi="TH Sarabun New" w:cs="TH Sarabun New"/>
+                <w:color w:val="000000"/>
+                <w:sz w:val="26"/>
+                <w:szCs w:val="26"/>
+              </w:rPr>
+              <w:t xml:space="preserve">บริหาร</w:t>
+            </w:r>
+          </w:p>
+        </w:tc>
+        <w:tc>
+          <w:tcPr/>
+          <w:p>
+            <w:pPr/>
+            <w:r>
+              <w:rPr>
+                <w:rFonts w:ascii="TH Sarabun New" w:hAnsi="TH Sarabun New" w:cs="TH Sarabun New"/>
+                <w:color w:val="000000"/>
+                <w:sz w:val="26"/>
+                <w:szCs w:val="26"/>
+              </w:rPr>
+              <w:t xml:space="preserve">Dahua XVR</w:t>
+            </w:r>
+          </w:p>
+        </w:tc>
+        <w:tc>
+          <w:tcPr/>
+          <w:p>
+            <w:pPr>
+              <w:jc w:val="center"/>
+            </w:pPr>
+            <w:r>
+              <w:rPr>
+                <w:rFonts w:ascii="TH Sarabun New" w:hAnsi="TH Sarabun New" w:cs="TH Sarabun New"/>
+                <w:color w:val="000000"/>
+                <w:sz w:val="26"/>
+                <w:szCs w:val="26"/>
+              </w:rPr>
+              <w:t xml:space="preserve">8/8</w:t>
+            </w:r>
+          </w:p>
+        </w:tc>
+        <w:tc>
+          <w:tcPr/>
+          <w:p>
+            <w:pPr>
+              <w:jc w:val="center"/>
+            </w:pPr>
+            <w:r>
+              <w:rPr>
+                <w:rFonts w:ascii="TH Sarabun New" w:hAnsi="TH Sarabun New" w:cs="TH Sarabun New"/>
+                <w:color w:val="000000"/>
+                <w:sz w:val="26"/>
+                <w:szCs w:val="26"/>
+              </w:rPr>
+              <w:t xml:space="preserve">8</w:t>
             </w:r>
           </w:p>
         </w:tc>
@@ -505,7 +588,7 @@
                 <w:sz w:val="26"/>
                 <w:szCs w:val="26"/>
               </w:rPr>
-              <w:t xml:space="preserve">บริหาร</w:t>
+              <w:t xml:space="preserve">บริหารB</w:t>
             </w:r>
           </w:p>
         </w:tc>
@@ -588,56 +671,56 @@
                 <w:sz w:val="26"/>
                 <w:szCs w:val="26"/>
               </w:rPr>
-              <w:t xml:space="preserve">บริหารB</w:t>
-            </w:r>
-          </w:p>
-        </w:tc>
-        <w:tc>
-          <w:tcPr/>
-          <w:p>
-            <w:pPr/>
-            <w:r>
-              <w:rPr>
-                <w:rFonts w:ascii="TH Sarabun New" w:hAnsi="TH Sarabun New" w:cs="TH Sarabun New"/>
-                <w:color w:val="000000"/>
-                <w:sz w:val="26"/>
-                <w:szCs w:val="26"/>
-              </w:rPr>
-              <w:t xml:space="preserve">Dahua XVR</w:t>
-            </w:r>
-          </w:p>
-        </w:tc>
-        <w:tc>
-          <w:tcPr/>
-          <w:p>
-            <w:pPr>
-              <w:jc w:val="center"/>
-            </w:pPr>
-            <w:r>
-              <w:rPr>
-                <w:rFonts w:ascii="TH Sarabun New" w:hAnsi="TH Sarabun New" w:cs="TH Sarabun New"/>
-                <w:color w:val="000000"/>
-                <w:sz w:val="26"/>
-                <w:szCs w:val="26"/>
-              </w:rPr>
-              <w:t xml:space="preserve">8/8</w:t>
-            </w:r>
-          </w:p>
-        </w:tc>
-        <w:tc>
-          <w:tcPr/>
-          <w:p>
-            <w:pPr>
-              <w:jc w:val="center"/>
-            </w:pPr>
-            <w:r>
-              <w:rPr>
-                <w:rFonts w:ascii="TH Sarabun New" w:hAnsi="TH Sarabun New" w:cs="TH Sarabun New"/>
-                <w:color w:val="000000"/>
-                <w:sz w:val="26"/>
-                <w:szCs w:val="26"/>
-              </w:rPr>
-              <w:t xml:space="preserve">8</w:t>
+              <w:t xml:space="preserve">DVR#4</w:t>
+            </w:r>
+          </w:p>
+        </w:tc>
+        <w:tc>
+          <w:tcPr/>
+          <w:p>
+            <w:pPr/>
+            <w:r>
+              <w:rPr>
+                <w:rFonts w:ascii="TH Sarabun New" w:hAnsi="TH Sarabun New" w:cs="TH Sarabun New"/>
+                <w:color w:val="000000"/>
+                <w:sz w:val="26"/>
+                <w:szCs w:val="26"/>
+              </w:rPr>
+              <w:t xml:space="preserve">Tiandy NVR</w:t>
+            </w:r>
+          </w:p>
+        </w:tc>
+        <w:tc>
+          <w:tcPr/>
+          <w:p>
+            <w:pPr>
+              <w:jc w:val="center"/>
+            </w:pPr>
+            <w:r>
+              <w:rPr>
+                <w:rFonts w:ascii="TH Sarabun New" w:hAnsi="TH Sarabun New" w:cs="TH Sarabun New"/>
+                <w:color w:val="000000"/>
+                <w:sz w:val="26"/>
+                <w:szCs w:val="26"/>
+              </w:rPr>
+              <w:t xml:space="preserve">14/14</w:t>
+            </w:r>
+          </w:p>
+        </w:tc>
+        <w:tc>
+          <w:tcPr/>
+          <w:p>
+            <w:pPr>
+              <w:jc w:val="center"/>
+            </w:pPr>
+            <w:r>
+              <w:rPr>
+                <w:rFonts w:ascii="TH Sarabun New" w:hAnsi="TH Sarabun New" w:cs="TH Sarabun New"/>
+                <w:color w:val="000000"/>
+                <w:sz w:val="26"/>
+                <w:szCs w:val="26"/>
+              </w:rPr>
+              <w:t xml:space="preserve">14</w:t>
             </w:r>
           </w:p>
         </w:tc>
@@ -671,56 +754,56 @@
                 <w:sz w:val="26"/>
                 <w:szCs w:val="26"/>
               </w:rPr>
-              <w:t xml:space="preserve">DVR#4</w:t>
-            </w:r>
-          </w:p>
-        </w:tc>
-        <w:tc>
-          <w:tcPr/>
-          <w:p>
-            <w:pPr/>
-            <w:r>
-              <w:rPr>
-                <w:rFonts w:ascii="TH Sarabun New" w:hAnsi="TH Sarabun New" w:cs="TH Sarabun New"/>
-                <w:color w:val="000000"/>
-                <w:sz w:val="26"/>
-                <w:szCs w:val="26"/>
-              </w:rPr>
-              <w:t xml:space="preserve">Tiandy NVR</w:t>
-            </w:r>
-          </w:p>
-        </w:tc>
-        <w:tc>
-          <w:tcPr/>
-          <w:p>
-            <w:pPr>
-              <w:jc w:val="center"/>
-            </w:pPr>
-            <w:r>
-              <w:rPr>
-                <w:rFonts w:ascii="TH Sarabun New" w:hAnsi="TH Sarabun New" w:cs="TH Sarabun New"/>
-                <w:color w:val="000000"/>
-                <w:sz w:val="26"/>
-                <w:szCs w:val="26"/>
-              </w:rPr>
-              <w:t xml:space="preserve">14/14</w:t>
-            </w:r>
-          </w:p>
-        </w:tc>
-        <w:tc>
-          <w:tcPr/>
-          <w:p>
-            <w:pPr>
-              <w:jc w:val="center"/>
-            </w:pPr>
-            <w:r>
-              <w:rPr>
-                <w:rFonts w:ascii="TH Sarabun New" w:hAnsi="TH Sarabun New" w:cs="TH Sarabun New"/>
-                <w:color w:val="000000"/>
-                <w:sz w:val="26"/>
-                <w:szCs w:val="26"/>
-              </w:rPr>
-              <w:t xml:space="preserve">14</w:t>
+              <w:t xml:space="preserve">NVR Uniview</w:t>
+            </w:r>
+          </w:p>
+        </w:tc>
+        <w:tc>
+          <w:tcPr/>
+          <w:p>
+            <w:pPr/>
+            <w:r>
+              <w:rPr>
+                <w:rFonts w:ascii="TH Sarabun New" w:hAnsi="TH Sarabun New" w:cs="TH Sarabun New"/>
+                <w:color w:val="000000"/>
+                <w:sz w:val="26"/>
+                <w:szCs w:val="26"/>
+              </w:rPr>
+              <w:t xml:space="preserve">Uniview NVR</w:t>
+            </w:r>
+          </w:p>
+        </w:tc>
+        <w:tc>
+          <w:tcPr/>
+          <w:p>
+            <w:pPr>
+              <w:jc w:val="center"/>
+            </w:pPr>
+            <w:r>
+              <w:rPr>
+                <w:rFonts w:ascii="TH Sarabun New" w:hAnsi="TH Sarabun New" w:cs="TH Sarabun New"/>
+                <w:color w:val="000000"/>
+                <w:sz w:val="26"/>
+                <w:szCs w:val="26"/>
+              </w:rPr>
+              <w:t xml:space="preserve">11/11</w:t>
+            </w:r>
+          </w:p>
+        </w:tc>
+        <w:tc>
+          <w:tcPr/>
+          <w:p>
+            <w:pPr>
+              <w:jc w:val="center"/>
+            </w:pPr>
+            <w:r>
+              <w:rPr>
+                <w:rFonts w:ascii="TH Sarabun New" w:hAnsi="TH Sarabun New" w:cs="TH Sarabun New"/>
+                <w:color w:val="000000"/>
+                <w:sz w:val="26"/>
+                <w:szCs w:val="26"/>
+              </w:rPr>
+              <w:t xml:space="preserve">11</w:t>
             </w:r>
           </w:p>
         </w:tc>
@@ -754,56 +837,56 @@
                 <w:sz w:val="26"/>
                 <w:szCs w:val="26"/>
               </w:rPr>
-              <w:t xml:space="preserve">NVR Uniview</w:t>
-            </w:r>
-          </w:p>
-        </w:tc>
-        <w:tc>
-          <w:tcPr/>
-          <w:p>
-            <w:pPr/>
-            <w:r>
-              <w:rPr>
-                <w:rFonts w:ascii="TH Sarabun New" w:hAnsi="TH Sarabun New" w:cs="TH Sarabun New"/>
-                <w:color w:val="000000"/>
-                <w:sz w:val="26"/>
-                <w:szCs w:val="26"/>
-              </w:rPr>
-              <w:t xml:space="preserve">Uniview NVR</w:t>
-            </w:r>
-          </w:p>
-        </w:tc>
-        <w:tc>
-          <w:tcPr/>
-          <w:p>
-            <w:pPr>
-              <w:jc w:val="center"/>
-            </w:pPr>
-            <w:r>
-              <w:rPr>
-                <w:rFonts w:ascii="TH Sarabun New" w:hAnsi="TH Sarabun New" w:cs="TH Sarabun New"/>
-                <w:color w:val="000000"/>
-                <w:sz w:val="26"/>
-                <w:szCs w:val="26"/>
-              </w:rPr>
-              <w:t xml:space="preserve">11/11</w:t>
-            </w:r>
-          </w:p>
-        </w:tc>
-        <w:tc>
-          <w:tcPr/>
-          <w:p>
-            <w:pPr>
-              <w:jc w:val="center"/>
-            </w:pPr>
-            <w:r>
-              <w:rPr>
-                <w:rFonts w:ascii="TH Sarabun New" w:hAnsi="TH Sarabun New" w:cs="TH Sarabun New"/>
-                <w:color w:val="000000"/>
-                <w:sz w:val="26"/>
-                <w:szCs w:val="26"/>
-              </w:rPr>
-              <w:t xml:space="preserve">11</w:t>
+              <w:t xml:space="preserve">กล้องแยก Hik</w:t>
+            </w:r>
+          </w:p>
+        </w:tc>
+        <w:tc>
+          <w:tcPr/>
+          <w:p>
+            <w:pPr/>
+            <w:r>
+              <w:rPr>
+                <w:rFonts w:ascii="TH Sarabun New" w:hAnsi="TH Sarabun New" w:cs="TH Sarabun New"/>
+                <w:color w:val="000000"/>
+                <w:sz w:val="26"/>
+                <w:szCs w:val="26"/>
+              </w:rPr>
+              <w:t xml:space="preserve">Hikvision เดี่ยว</w:t>
+            </w:r>
+          </w:p>
+        </w:tc>
+        <w:tc>
+          <w:tcPr/>
+          <w:p>
+            <w:pPr>
+              <w:jc w:val="center"/>
+            </w:pPr>
+            <w:r>
+              <w:rPr>
+                <w:rFonts w:ascii="TH Sarabun New" w:hAnsi="TH Sarabun New" w:cs="TH Sarabun New"/>
+                <w:color w:val="000000"/>
+                <w:sz w:val="26"/>
+                <w:szCs w:val="26"/>
+              </w:rPr>
+              <w:t xml:space="preserve">3/3</w:t>
+            </w:r>
+          </w:p>
+        </w:tc>
+        <w:tc>
+          <w:tcPr/>
+          <w:p>
+            <w:pPr>
+              <w:jc w:val="center"/>
+            </w:pPr>
+            <w:r>
+              <w:rPr>
+                <w:rFonts w:ascii="TH Sarabun New" w:hAnsi="TH Sarabun New" w:cs="TH Sarabun New"/>
+                <w:color w:val="000000"/>
+                <w:sz w:val="26"/>
+                <w:szCs w:val="26"/>
+              </w:rPr>
+              <w:t xml:space="preserve">2.8</w:t>
             </w:r>
           </w:p>
         </w:tc>
@@ -821,89 +904,6 @@
                 <w:szCs w:val="26"/>
               </w:rPr>
               <w:t xml:space="preserve">ปกติ</w:t>
-            </w:r>
-          </w:p>
-        </w:tc>
-      </w:tr>
-      <w:tr>
-        <w:tc>
-          <w:tcPr/>
-          <w:p>
-            <w:pPr/>
-            <w:r>
-              <w:rPr>
-                <w:rFonts w:ascii="TH Sarabun New" w:hAnsi="TH Sarabun New" w:cs="TH Sarabun New"/>
-                <w:color w:val="000000"/>
-                <w:sz w:val="26"/>
-                <w:szCs w:val="26"/>
-              </w:rPr>
-              <w:t xml:space="preserve">กล้องแยก Hik</w:t>
-            </w:r>
-          </w:p>
-        </w:tc>
-        <w:tc>
-          <w:tcPr/>
-          <w:p>
-            <w:pPr/>
-            <w:r>
-              <w:rPr>
-                <w:rFonts w:ascii="TH Sarabun New" w:hAnsi="TH Sarabun New" w:cs="TH Sarabun New"/>
-                <w:color w:val="000000"/>
-                <w:sz w:val="26"/>
-                <w:szCs w:val="26"/>
-              </w:rPr>
-              <w:t xml:space="preserve">Hikvision เดี่ยว</w:t>
-            </w:r>
-          </w:p>
-        </w:tc>
-        <w:tc>
-          <w:tcPr/>
-          <w:p>
-            <w:pPr>
-              <w:jc w:val="center"/>
-            </w:pPr>
-            <w:r>
-              <w:rPr>
-                <w:rFonts w:ascii="TH Sarabun New" w:hAnsi="TH Sarabun New" w:cs="TH Sarabun New"/>
-                <w:color w:val="000000"/>
-                <w:sz w:val="26"/>
-                <w:szCs w:val="26"/>
-              </w:rPr>
-              <w:t xml:space="preserve">2/3</w:t>
-            </w:r>
-          </w:p>
-        </w:tc>
-        <w:tc>
-          <w:tcPr/>
-          <w:p>
-            <w:pPr>
-              <w:jc w:val="center"/>
-            </w:pPr>
-            <w:r>
-              <w:rPr>
-                <w:rFonts w:ascii="TH Sarabun New" w:hAnsi="TH Sarabun New" w:cs="TH Sarabun New"/>
-                <w:color w:val="000000"/>
-                <w:sz w:val="26"/>
-                <w:szCs w:val="26"/>
-              </w:rPr>
-              <w:t xml:space="preserve">2</w:t>
-            </w:r>
-          </w:p>
-        </w:tc>
-        <w:tc>
-          <w:tcPr/>
-          <w:p>
-            <w:pPr>
-              <w:jc w:val="center"/>
-            </w:pPr>
-            <w:r>
-              <w:rPr>
-                <w:rFonts w:ascii="TH Sarabun New" w:hAnsi="TH Sarabun New" w:cs="TH Sarabun New"/>
-                <w:color w:val="000000"/>
-                <w:sz w:val="26"/>
-                <w:szCs w:val="26"/>
-              </w:rPr>
-              <w:t xml:space="preserve">กล้องไม่ครบ</w:t>
             </w:r>
           </w:p>
         </w:tc>
@@ -1129,24 +1129,107 @@
                 <w:sz w:val="26"/>
                 <w:szCs w:val="26"/>
               </w:rPr>
-              <w:t xml:space="preserve">13:10:42 – 13:10:42 (ยังไม่กลับมา)</w:t>
-            </w:r>
-          </w:p>
-        </w:tc>
-        <w:tc>
-          <w:tcPr/>
-          <w:p>
-            <w:pPr>
-              <w:jc w:val="center"/>
-            </w:pPr>
-            <w:r>
-              <w:rPr>
-                <w:rFonts w:ascii="TH Sarabun New" w:hAnsi="TH Sarabun New" w:cs="TH Sarabun New"/>
-                <w:color w:val="000000"/>
-                <w:sz w:val="26"/>
-                <w:szCs w:val="26"/>
-              </w:rPr>
-              <w:t xml:space="preserve">0 วินาที</w:t>
+              <w:t xml:space="preserve">13:10:42 – 13:12:27</w:t>
+            </w:r>
+          </w:p>
+        </w:tc>
+        <w:tc>
+          <w:tcPr/>
+          <w:p>
+            <w:pPr>
+              <w:jc w:val="center"/>
+            </w:pPr>
+            <w:r>
+              <w:rPr>
+                <w:rFonts w:ascii="TH Sarabun New" w:hAnsi="TH Sarabun New" w:cs="TH Sarabun New"/>
+                <w:color w:val="000000"/>
+                <w:sz w:val="26"/>
+                <w:szCs w:val="26"/>
+              </w:rPr>
+              <w:t xml:space="preserve">2 นาที</w:t>
+            </w:r>
+          </w:p>
+        </w:tc>
+      </w:tr>
+      <w:tr>
+        <w:tc>
+          <w:tcPr/>
+          <w:p>
+            <w:pPr>
+              <w:jc w:val="center"/>
+            </w:pPr>
+            <w:r>
+              <w:rPr>
+                <w:rFonts w:ascii="TH Sarabun New" w:hAnsi="TH Sarabun New" w:cs="TH Sarabun New"/>
+                <w:color w:val="000000"/>
+                <w:sz w:val="26"/>
+                <w:szCs w:val="26"/>
+              </w:rPr>
+              <w:t xml:space="preserve">2</w:t>
+            </w:r>
+          </w:p>
+        </w:tc>
+        <w:tc>
+          <w:tcPr/>
+          <w:p>
+            <w:pPr/>
+            <w:r>
+              <w:rPr>
+                <w:rFonts w:ascii="TH Sarabun New" w:hAnsi="TH Sarabun New" w:cs="TH Sarabun New"/>
+                <w:color w:val="000000"/>
+                <w:sz w:val="26"/>
+                <w:szCs w:val="26"/>
+              </w:rPr>
+              <w:t xml:space="preserve">11371</w:t>
+            </w:r>
+          </w:p>
+        </w:tc>
+        <w:tc>
+          <w:tcPr/>
+          <w:p>
+            <w:pPr/>
+            <w:r>
+              <w:rPr>
+                <w:rFonts w:ascii="TH Sarabun New" w:hAnsi="TH Sarabun New" w:cs="TH Sarabun New"/>
+                <w:color w:val="000000"/>
+                <w:sz w:val="26"/>
+                <w:szCs w:val="26"/>
+              </w:rPr>
+              <w:t xml:space="preserve">กล้องหลุด 1 ตัว (เหลือ 6/7) · ต่ำสุดเคยเหลือ 0/7</w:t>
+            </w:r>
+          </w:p>
+        </w:tc>
+        <w:tc>
+          <w:tcPr/>
+          <w:p>
+            <w:pPr>
+              <w:jc w:val="center"/>
+            </w:pPr>
+            <w:r>
+              <w:rPr>
+                <w:rFonts w:ascii="TH Sarabun New" w:hAnsi="TH Sarabun New" w:cs="TH Sarabun New"/>
+                <w:color w:val="000000"/>
+                <w:sz w:val="26"/>
+                <w:szCs w:val="26"/>
+              </w:rPr>
+              <w:t xml:space="preserve">13:12:27 – 13:15:57 (ยังไม่กลับมา)</w:t>
+            </w:r>
+          </w:p>
+        </w:tc>
+        <w:tc>
+          <w:tcPr/>
+          <w:p>
+            <w:pPr>
+              <w:jc w:val="center"/>
+            </w:pPr>
+            <w:r>
+              <w:rPr>
+                <w:rFonts w:ascii="TH Sarabun New" w:hAnsi="TH Sarabun New" w:cs="TH Sarabun New"/>
+                <w:color w:val="000000"/>
+                <w:sz w:val="26"/>
+                <w:szCs w:val="26"/>
+              </w:rPr>
+              <w:t xml:space="preserve">4 นาที</w:t>
             </w:r>
           </w:p>
         </w:tc>
@@ -1178,7 +1261,7 @@
           <w:sz w:val="22"/>
           <w:szCs w:val="22"/>
         </w:rPr>
-        <w:t xml:space="preserve">รายงานสร้างอัตโนมัติเมื่อ 2026-07-03 13:11:35 · CCTV Health Monitor</w:t>
+        <w:t xml:space="preserve">รายงานสร้างอัตโนมัติเมื่อ 2026-07-03 13:16:39 · CCTV Health Monitor</w:t>
       </w:r>
     </w:p>
     <w:sectPr>

--- a/reports/report_2026-07-03.docx
+++ b/reports/report_2026-07-03.docx
@@ -95,7 +95,7 @@
                 <w:sz w:val="26"/>
                 <w:szCs w:val="26"/>
               </w:rPr>
-              <w:t xml:space="preserve">13:10:42 – 13:15:57 น. (เก็บข้อมูล 4 รอบ)</w:t>
+              <w:t xml:space="preserve">00:00:53 – 13:13:31 น. (เก็บข้อมูล 371 รอบ)</w:t>
             </w:r>
           </w:p>
         </w:tc>
@@ -132,7 +132,7 @@
                 <w:sz w:val="26"/>
                 <w:szCs w:val="26"/>
               </w:rPr>
-              <w:t xml:space="preserve">95.1%  (ต่ำสุด 86.3% เวลา 13:12:27 น. / สูงสุด 98%)</w:t>
+              <w:t xml:space="preserve">97.1%  (ต่ำสุด 70.6% เวลา 01:54:45 น. / สูงสุด 100%)</w:t>
             </w:r>
           </w:p>
         </w:tc>
@@ -206,7 +206,7 @@
                 <w:sz w:val="26"/>
                 <w:szCs w:val="26"/>
               </w:rPr>
-              <w:t xml:space="preserve">2 ครั้ง</w:t>
+              <w:t xml:space="preserve">3 ครั้ง</w:t>
             </w:r>
           </w:p>
         </w:tc>
@@ -245,7 +245,7 @@
                 <w:sz w:val="26"/>
                 <w:szCs w:val="26"/>
               </w:rPr>
-              <w:t xml:space="preserve">ปกติเป็นส่วนใหญ่ — มีเหตุขัดข้องเล็กน้อย 2 ครั้ง</w:t>
+              <w:t xml:space="preserve">ปกติเป็นส่วนใหญ่ — มีเหตุขัดข้องเล็กน้อย 3 ครั้ง</w:t>
             </w:r>
           </w:p>
         </w:tc>
@@ -278,7 +278,7 @@
           <w:sz w:val="32"/>
           <w:szCs w:val="32"/>
         </w:rPr>
-        <w:t xml:space="preserve">๒. สถานะอุปกรณ์รายเครื่อง (ณ รอบล่าสุด 13:15:57 น.)</w:t>
+        <w:t xml:space="preserve">๒. สถานะอุปกรณ์รายเครื่อง (ณ รอบล่าสุด 13:13:31 น.)</w:t>
       </w:r>
     </w:p>
     <w:tbl>
@@ -454,41 +454,41 @@
                 <w:sz w:val="26"/>
                 <w:szCs w:val="26"/>
               </w:rPr>
-              <w:t xml:space="preserve">6/7</w:t>
-            </w:r>
-          </w:p>
-        </w:tc>
-        <w:tc>
-          <w:tcPr/>
-          <w:p>
-            <w:pPr>
-              <w:jc w:val="center"/>
-            </w:pPr>
-            <w:r>
-              <w:rPr>
-                <w:rFonts w:ascii="TH Sarabun New" w:hAnsi="TH Sarabun New" w:cs="TH Sarabun New"/>
-                <w:color w:val="000000"/>
-                <w:sz w:val="26"/>
-                <w:szCs w:val="26"/>
-              </w:rPr>
-              <w:t xml:space="preserve">4.8</w:t>
-            </w:r>
-          </w:p>
-        </w:tc>
-        <w:tc>
-          <w:tcPr/>
-          <w:p>
-            <w:pPr>
-              <w:jc w:val="center"/>
-            </w:pPr>
-            <w:r>
-              <w:rPr>
-                <w:rFonts w:ascii="TH Sarabun New" w:hAnsi="TH Sarabun New" w:cs="TH Sarabun New"/>
-                <w:color w:val="000000"/>
-                <w:sz w:val="26"/>
-                <w:szCs w:val="26"/>
-              </w:rPr>
-              <w:t xml:space="preserve">กล้องไม่ครบ</w:t>
+              <w:t xml:space="preserve">7/7</w:t>
+            </w:r>
+          </w:p>
+        </w:tc>
+        <w:tc>
+          <w:tcPr/>
+          <w:p>
+            <w:pPr>
+              <w:jc w:val="center"/>
+            </w:pPr>
+            <w:r>
+              <w:rPr>
+                <w:rFonts w:ascii="TH Sarabun New" w:hAnsi="TH Sarabun New" w:cs="TH Sarabun New"/>
+                <w:color w:val="000000"/>
+                <w:sz w:val="26"/>
+                <w:szCs w:val="26"/>
+              </w:rPr>
+              <w:t xml:space="preserve">5.6</w:t>
+            </w:r>
+          </w:p>
+        </w:tc>
+        <w:tc>
+          <w:tcPr/>
+          <w:p>
+            <w:pPr>
+              <w:jc w:val="center"/>
+            </w:pPr>
+            <w:r>
+              <w:rPr>
+                <w:rFonts w:ascii="TH Sarabun New" w:hAnsi="TH Sarabun New" w:cs="TH Sarabun New"/>
+                <w:color w:val="000000"/>
+                <w:sz w:val="26"/>
+                <w:szCs w:val="26"/>
+              </w:rPr>
+              <w:t xml:space="preserve">ปกติ</w:t>
             </w:r>
           </w:p>
         </w:tc>
@@ -886,7 +886,7 @@
                 <w:sz w:val="26"/>
                 <w:szCs w:val="26"/>
               </w:rPr>
-              <w:t xml:space="preserve">2.8</w:t>
+              <w:t xml:space="preserve">3</w:t>
             </w:r>
           </w:p>
         </w:tc>
@@ -1097,6 +1097,89 @@
                 <w:sz w:val="26"/>
                 <w:szCs w:val="26"/>
               </w:rPr>
+              <w:t xml:space="preserve">11371</w:t>
+            </w:r>
+          </w:p>
+        </w:tc>
+        <w:tc>
+          <w:tcPr/>
+          <w:p>
+            <w:pPr/>
+            <w:r>
+              <w:rPr>
+                <w:rFonts w:ascii="TH Sarabun New" w:hAnsi="TH Sarabun New" w:cs="TH Sarabun New"/>
+                <w:color w:val="000000"/>
+                <w:sz w:val="26"/>
+                <w:szCs w:val="26"/>
+              </w:rPr>
+              <w:t xml:space="preserve">กล้องหลุด 4 ตัว (เหลือ 3/7)</w:t>
+            </w:r>
+          </w:p>
+        </w:tc>
+        <w:tc>
+          <w:tcPr/>
+          <w:p>
+            <w:pPr>
+              <w:jc w:val="center"/>
+            </w:pPr>
+            <w:r>
+              <w:rPr>
+                <w:rFonts w:ascii="TH Sarabun New" w:hAnsi="TH Sarabun New" w:cs="TH Sarabun New"/>
+                <w:color w:val="000000"/>
+                <w:sz w:val="26"/>
+                <w:szCs w:val="26"/>
+              </w:rPr>
+              <w:t xml:space="preserve">00:00:53 – 13:09:16</w:t>
+            </w:r>
+          </w:p>
+        </w:tc>
+        <w:tc>
+          <w:tcPr/>
+          <w:p>
+            <w:pPr>
+              <w:jc w:val="center"/>
+            </w:pPr>
+            <w:r>
+              <w:rPr>
+                <w:rFonts w:ascii="TH Sarabun New" w:hAnsi="TH Sarabun New" w:cs="TH Sarabun New"/>
+                <w:color w:val="000000"/>
+                <w:sz w:val="26"/>
+                <w:szCs w:val="26"/>
+              </w:rPr>
+              <w:t xml:space="preserve">13 ชม. 8 นาที</w:t>
+            </w:r>
+          </w:p>
+        </w:tc>
+      </w:tr>
+      <w:tr>
+        <w:tc>
+          <w:tcPr/>
+          <w:p>
+            <w:pPr>
+              <w:jc w:val="center"/>
+            </w:pPr>
+            <w:r>
+              <w:rPr>
+                <w:rFonts w:ascii="TH Sarabun New" w:hAnsi="TH Sarabun New" w:cs="TH Sarabun New"/>
+                <w:color w:val="000000"/>
+                <w:sz w:val="26"/>
+                <w:szCs w:val="26"/>
+              </w:rPr>
+              <w:t xml:space="preserve">2</w:t>
+            </w:r>
+          </w:p>
+        </w:tc>
+        <w:tc>
+          <w:tcPr/>
+          <w:p>
+            <w:pPr/>
+            <w:r>
+              <w:rPr>
+                <w:rFonts w:ascii="TH Sarabun New" w:hAnsi="TH Sarabun New" w:cs="TH Sarabun New"/>
+                <w:color w:val="000000"/>
+                <w:sz w:val="26"/>
+                <w:szCs w:val="26"/>
+              </w:rPr>
               <w:t xml:space="preserve">กล้องแยก Hik</w:t>
             </w:r>
           </w:p>
@@ -1129,7 +1212,7 @@
                 <w:sz w:val="26"/>
                 <w:szCs w:val="26"/>
               </w:rPr>
-              <w:t xml:space="preserve">13:10:42 – 13:12:27</w:t>
+              <w:t xml:space="preserve">00:37:18 – 00:39:34</w:t>
             </w:r>
           </w:p>
         </w:tc>
@@ -1165,71 +1248,71 @@
                 <w:sz w:val="26"/>
                 <w:szCs w:val="26"/>
               </w:rPr>
-              <w:t xml:space="preserve">2</w:t>
-            </w:r>
-          </w:p>
-        </w:tc>
-        <w:tc>
-          <w:tcPr/>
-          <w:p>
-            <w:pPr/>
-            <w:r>
-              <w:rPr>
-                <w:rFonts w:ascii="TH Sarabun New" w:hAnsi="TH Sarabun New" w:cs="TH Sarabun New"/>
-                <w:color w:val="000000"/>
-                <w:sz w:val="26"/>
-                <w:szCs w:val="26"/>
-              </w:rPr>
-              <w:t xml:space="preserve">11371</w:t>
-            </w:r>
-          </w:p>
-        </w:tc>
-        <w:tc>
-          <w:tcPr/>
-          <w:p>
-            <w:pPr/>
-            <w:r>
-              <w:rPr>
-                <w:rFonts w:ascii="TH Sarabun New" w:hAnsi="TH Sarabun New" w:cs="TH Sarabun New"/>
-                <w:color w:val="000000"/>
-                <w:sz w:val="26"/>
-                <w:szCs w:val="26"/>
-              </w:rPr>
-              <w:t xml:space="preserve">กล้องหลุด 1 ตัว (เหลือ 6/7) · ต่ำสุดเคยเหลือ 0/7</w:t>
-            </w:r>
-          </w:p>
-        </w:tc>
-        <w:tc>
-          <w:tcPr/>
-          <w:p>
-            <w:pPr>
-              <w:jc w:val="center"/>
-            </w:pPr>
-            <w:r>
-              <w:rPr>
-                <w:rFonts w:ascii="TH Sarabun New" w:hAnsi="TH Sarabun New" w:cs="TH Sarabun New"/>
-                <w:color w:val="000000"/>
-                <w:sz w:val="26"/>
-                <w:szCs w:val="26"/>
-              </w:rPr>
-              <w:t xml:space="preserve">13:12:27 – 13:15:57 (ยังไม่กลับมา)</w:t>
-            </w:r>
-          </w:p>
-        </w:tc>
-        <w:tc>
-          <w:tcPr/>
-          <w:p>
-            <w:pPr>
-              <w:jc w:val="center"/>
-            </w:pPr>
-            <w:r>
-              <w:rPr>
-                <w:rFonts w:ascii="TH Sarabun New" w:hAnsi="TH Sarabun New" w:cs="TH Sarabun New"/>
-                <w:color w:val="000000"/>
-                <w:sz w:val="26"/>
-                <w:szCs w:val="26"/>
-              </w:rPr>
-              <w:t xml:space="preserve">4 นาที</w:t>
+              <w:t xml:space="preserve">3</w:t>
+            </w:r>
+          </w:p>
+        </w:tc>
+        <w:tc>
+          <w:tcPr/>
+          <w:p>
+            <w:pPr/>
+            <w:r>
+              <w:rPr>
+                <w:rFonts w:ascii="TH Sarabun New" w:hAnsi="TH Sarabun New" w:cs="TH Sarabun New"/>
+                <w:color w:val="000000"/>
+                <w:sz w:val="26"/>
+                <w:szCs w:val="26"/>
+              </w:rPr>
+              <w:t xml:space="preserve">DVR#4</w:t>
+            </w:r>
+          </w:p>
+        </w:tc>
+        <w:tc>
+          <w:tcPr/>
+          <w:p>
+            <w:pPr/>
+            <w:r>
+              <w:rPr>
+                <w:rFonts w:ascii="TH Sarabun New" w:hAnsi="TH Sarabun New" w:cs="TH Sarabun New"/>
+                <w:color w:val="000000"/>
+                <w:sz w:val="26"/>
+                <w:szCs w:val="26"/>
+              </w:rPr>
+              <w:t xml:space="preserve">อุปกรณ์/กล้องออฟไลน์ทั้งหมด (0/14)</w:t>
+            </w:r>
+          </w:p>
+        </w:tc>
+        <w:tc>
+          <w:tcPr/>
+          <w:p>
+            <w:pPr>
+              <w:jc w:val="center"/>
+            </w:pPr>
+            <w:r>
+              <w:rPr>
+                <w:rFonts w:ascii="TH Sarabun New" w:hAnsi="TH Sarabun New" w:cs="TH Sarabun New"/>
+                <w:color w:val="000000"/>
+                <w:sz w:val="26"/>
+                <w:szCs w:val="26"/>
+              </w:rPr>
+              <w:t xml:space="preserve">01:54:45 – 01:57:14</w:t>
+            </w:r>
+          </w:p>
+        </w:tc>
+        <w:tc>
+          <w:tcPr/>
+          <w:p>
+            <w:pPr>
+              <w:jc w:val="center"/>
+            </w:pPr>
+            <w:r>
+              <w:rPr>
+                <w:rFonts w:ascii="TH Sarabun New" w:hAnsi="TH Sarabun New" w:cs="TH Sarabun New"/>
+                <w:color w:val="000000"/>
+                <w:sz w:val="26"/>
+                <w:szCs w:val="26"/>
+              </w:rPr>
+              <w:t xml:space="preserve">2 นาที</w:t>
             </w:r>
           </w:p>
         </w:tc>
@@ -1261,7 +1344,7 @@
           <w:sz w:val="22"/>
           <w:szCs w:val="22"/>
         </w:rPr>
-        <w:t xml:space="preserve">รายงานสร้างอัตโนมัติเมื่อ 2026-07-03 13:16:39 · CCTV Health Monitor</w:t>
+        <w:t xml:space="preserve">รายงานสร้างอัตโนมัติเมื่อ 2026-07-03 23:55:06 · CCTV Health Monitor</w:t>
       </w:r>
     </w:p>
     <w:sectPr>
